--- a/블로그_개발일지_2026-08-04.docx
+++ b/블로그_개발일지_2026-08-04.docx
@@ -100,6 +100,14 @@
     </w:p>
     <w:p>
       <w:pPr>
+        <w:pStyle w:val="ListBullet"/>
+      </w:pPr>
+      <w:r>
+        <w:t>**다섯 번째 빨간불이 하나 더 있었다** — Dependabot PR의 시크릿 스캔 실패. 재현이 안 됐고, 눌러보니 초록이었다(번외 장)</w:t>
+      </w:r>
+    </w:p>
+    <w:p>
+      <w:pPr>
         <w:ind w:left="240"/>
       </w:pPr>
       <w:r>
@@ -3572,70 +3580,490 @@
         <w:pStyle w:val="Heading1"/>
       </w:pPr>
       <w:r>
-        <w:t>17. 오늘 안 한 것 / 남은 것</w:t>
-      </w:r>
-    </w:p>
-    <w:p>
-      <w:pPr>
-        <w:pStyle w:val="ListBullet"/>
-      </w:pPr>
-      <w:r>
-        <w:t>**SES 재신청 세 번째** — 안 한다. 바뀐 사실이 없으면 같은 답이 온다. 판을 바꾸려면 도메인이 필요한데, SES 하나 때문에 사지는 않는다</w:t>
-      </w:r>
-    </w:p>
-    <w:p>
-      <w:pPr>
-        <w:pStyle w:val="ListBullet"/>
-      </w:pPr>
-      <w:r>
-        <w:t>**가입 재개방(캡차·6자리 코드)** — 기각. 승인을 전제로 한 계획이었다</w:t>
-      </w:r>
-    </w:p>
-    <w:p>
-      <w:pPr>
-        <w:pStyle w:val="ListBullet"/>
-      </w:pPr>
-      <w:r>
-        <w:t>**`start_server.sh`** — 오늘 사고의 구조적 원인인데 안 만들었다. 백로그에 있다</w:t>
-      </w:r>
-    </w:p>
-    <w:p>
-      <w:pPr>
-        <w:pStyle w:val="ListBullet"/>
-      </w:pPr>
-      <w:r>
-        <w:t>**react-router 8.x 업그레이드** — 예외 목록 만료가 10월 26일이다. 프론트 배포가 있는 날에 묶어서</w:t>
-      </w:r>
-    </w:p>
-    <w:p>
-      <w:pPr>
-        <w:pStyle w:val="ListBullet"/>
-      </w:pPr>
-      <w:r>
-        <w:t>**Web Push 알림** — 합의만 되고 미착수</w:t>
-      </w:r>
-    </w:p>
-    <w:p>
-      <w:pPr>
-        <w:pStyle w:val="ListBullet"/>
-      </w:pPr>
-      <w:r>
-        <w:t>**실모델 인젝션 시도** — 가드 v2는 배포됐지만 진짜 프롬프트를 벤더에 던져보진 않았다</w:t>
-      </w:r>
-    </w:p>
-    <w:p>
-      <w:pPr>
+        <w:t>17. 번외 — 다섯 번째 빨간불, 그리고 로그를 못 읽을 때</w:t>
+      </w:r>
+    </w:p>
+    <w:p>
+      <w:r>
+        <w:rPr>
+          <w:b w:val="0"/>
+        </w:rPr>
+        <w:t>서버까지 끄고 마무리하려는데, `git fetch`가 못 보던 브랜치를 하나 끌고 왔다. Dependabot이 열어둔 PR이었다. 세어보니 **열린 PR이 6개**였고 오래된 건 7월 25일 것이었다.</w:t>
+      </w:r>
+    </w:p>
+    <w:p>
+      <w:r>
+        <w:rPr>
+          <w:b w:val="0"/>
+        </w:rPr>
+        <w:t>여섯 중 다섯은 CI가 초록이었다. 하나만 빨간불이었다.</w:t>
+      </w:r>
+    </w:p>
+    <w:p>
+      <w:pPr>
+        <w:spacing w:after="40"/>
         <w:ind w:left="240"/>
       </w:pPr>
       <w:r>
         <w:rPr>
           <w:b/>
           <w:color w:val="555555"/>
-        </w:rPr>
-        <w:t xml:space="preserve">오늘의 커밋  </w:t>
-      </w:r>
-      <w:r>
-        <w:t>4개 — 개발일지 #24 docx · SES 종결 · 개발일지 3편 발행 · 의존성 핀 2개</w:t>
+          <w:sz w:val="19"/>
+        </w:rPr>
+        <w:t>▶ 실제 출력 — 열린 Dependabot PR과 CI 상태</w:t>
+      </w:r>
+    </w:p>
+    <w:p>
+      <w:pPr>
+        <w:spacing w:after="0" w:before="0"/>
+        <w:ind w:left="360"/>
+        <w:jc w:val="left"/>
+      </w:pPr>
+      <w:r>
+        <w:rPr>
+          <w:rFonts w:ascii="Consolas" w:hAnsi="Consolas" w:eastAsia="Consolas"/>
+          <w:color w:val="24292E"/>
+          <w:sz w:val="18"/>
+        </w:rPr>
+        <w:t>#20 (08-04)  backend-deps 8개          ✅ 7/7</w:t>
+      </w:r>
+    </w:p>
+    <w:p>
+      <w:pPr>
+        <w:spacing w:after="0" w:before="0"/>
+        <w:ind w:left="360"/>
+        <w:jc w:val="left"/>
+      </w:pPr>
+      <w:r>
+        <w:rPr>
+          <w:rFonts w:ascii="Consolas" w:hAnsi="Consolas" w:eastAsia="Consolas"/>
+          <w:color w:val="24292E"/>
+          <w:sz w:val="18"/>
+        </w:rPr>
+        <w:t>#19 (08-01)  frontend-runtime 4개      ✅ 7/7</w:t>
+      </w:r>
+    </w:p>
+    <w:p>
+      <w:pPr>
+        <w:spacing w:after="0" w:before="0"/>
+        <w:ind w:left="360"/>
+        <w:jc w:val="left"/>
+      </w:pPr>
+      <w:r>
+        <w:rPr>
+          <w:rFonts w:ascii="Consolas" w:hAnsi="Consolas" w:eastAsia="Consolas"/>
+          <w:color w:val="24292E"/>
+          <w:sz w:val="18"/>
+        </w:rPr>
+        <w:t>#17 (07-28)  frontend-toolchain 7개    ⚠️ secrets-scan 실패</w:t>
+      </w:r>
+    </w:p>
+    <w:p>
+      <w:pPr>
+        <w:spacing w:after="0" w:before="0"/>
+        <w:ind w:left="360"/>
+        <w:jc w:val="left"/>
+      </w:pPr>
+      <w:r>
+        <w:rPr>
+          <w:rFonts w:ascii="Consolas" w:hAnsi="Consolas" w:eastAsia="Consolas"/>
+          <w:color w:val="24292E"/>
+          <w:sz w:val="18"/>
+        </w:rPr>
+        <w:t>#16 (07-28)  setup-terraform 4.0.1     ✅ 7/7</w:t>
+      </w:r>
+    </w:p>
+    <w:p>
+      <w:pPr>
+        <w:spacing w:after="0" w:before="0"/>
+        <w:ind w:left="360"/>
+        <w:jc w:val="left"/>
+      </w:pPr>
+      <w:r>
+        <w:rPr>
+          <w:rFonts w:ascii="Consolas" w:hAnsi="Consolas" w:eastAsia="Consolas"/>
+          <w:color w:val="24292E"/>
+          <w:sz w:val="18"/>
+        </w:rPr>
+        <w:t>#15 (07-28)  setup-python 7.0.0        ✅ 7/7</w:t>
+      </w:r>
+    </w:p>
+    <w:p>
+      <w:pPr>
+        <w:spacing w:after="0" w:before="0"/>
+        <w:ind w:left="360"/>
+        <w:jc w:val="left"/>
+      </w:pPr>
+      <w:r>
+        <w:rPr>
+          <w:rFonts w:ascii="Consolas" w:hAnsi="Consolas" w:eastAsia="Consolas"/>
+          <w:color w:val="24292E"/>
+          <w:sz w:val="18"/>
+        </w:rPr>
+        <w:t>#11 (07-25)  terraform aws 6.56.0      ✅ 4/4</w:t>
+      </w:r>
+    </w:p>
+    <w:p>
+      <w:pPr>
+        <w:spacing w:after="40"/>
+      </w:pPr>
+    </w:p>
+    <w:p>
+      <w:r>
+        <w:rPr>
+          <w:b w:val="0"/>
+        </w:rPr>
+        <w:t>**시크릿 스캔 실패**는 무시하고 지나갈 종류가 아니다. 이 검사는 "이미지보다 깃이 나쁘다 — 푸시하면 되돌릴 수 없다"는 이유로 넣은 것이다. 그런데 문제가 하나 있었다. **로그를 읽을 권한이 없다.**</w:t>
+      </w:r>
+    </w:p>
+    <w:p>
+      <w:pPr>
+        <w:spacing w:after="40"/>
+        <w:ind w:left="240"/>
+      </w:pPr>
+      <w:r>
+        <w:rPr>
+          <w:b/>
+          <w:color w:val="555555"/>
+          <w:sz w:val="19"/>
+        </w:rPr>
+        <w:t>▶ 실제 출력 — 로그 요청 결과</w:t>
+      </w:r>
+    </w:p>
+    <w:p>
+      <w:pPr>
+        <w:spacing w:after="0" w:before="0"/>
+        <w:ind w:left="360"/>
+        <w:jc w:val="left"/>
+      </w:pPr>
+      <w:r>
+        <w:rPr>
+          <w:rFonts w:ascii="Consolas" w:hAnsi="Consolas" w:eastAsia="Consolas"/>
+          <w:color w:val="24292E"/>
+          <w:sz w:val="18"/>
+        </w:rPr>
+        <w:t>$ curl .../actions/jobs/91337706819/logs</w:t>
+      </w:r>
+    </w:p>
+    <w:p>
+      <w:pPr>
+        <w:spacing w:after="0" w:before="0"/>
+        <w:ind w:left="360"/>
+        <w:jc w:val="left"/>
+      </w:pPr>
+      <w:r>
+        <w:rPr>
+          <w:rFonts w:ascii="Consolas" w:hAnsi="Consolas" w:eastAsia="Consolas"/>
+          <w:color w:val="24292E"/>
+          <w:sz w:val="18"/>
+        </w:rPr>
+        <w:t>{"message": "Must have admin rights to Repository.", "status": "403"}</w:t>
+      </w:r>
+    </w:p>
+    <w:p>
+      <w:pPr>
+        <w:spacing w:after="40"/>
+      </w:pPr>
+    </w:p>
+    <w:p>
+      <w:pPr>
+        <w:pStyle w:val="Heading2"/>
+      </w:pPr>
+      <w:r>
+        <w:t>로그가 없으면 재현으로 좁힌다</w:t>
+      </w:r>
+    </w:p>
+    <w:p>
+      <w:r>
+        <w:rPr>
+          <w:b w:val="0"/>
+        </w:rPr>
+        <w:t>로그를 못 보면 추측만 남을 것 같지만, 실제로는 **로그 없이도 알 수 있는 게 꽤 있다.** 순서대로 좁혔다.</w:t>
+      </w:r>
+    </w:p>
+    <w:p>
+      <w:r>
+        <w:rPr>
+          <w:b w:val="0"/>
+        </w:rPr>
+        <w:t>**① 어느 단계에서 죽었나.** 로그는 admin이 필요하지만 **스텝별 결론은 공개 API로 보인다.**</w:t>
+      </w:r>
+    </w:p>
+    <w:p>
+      <w:pPr>
+        <w:spacing w:after="40"/>
+        <w:ind w:left="240"/>
+      </w:pPr>
+      <w:r>
+        <w:rPr>
+          <w:b/>
+          <w:color w:val="555555"/>
+          <w:sz w:val="19"/>
+        </w:rPr>
+        <w:t>▶ 실제 출력 — 잡의 스텝별 결과</w:t>
+      </w:r>
+    </w:p>
+    <w:p>
+      <w:pPr>
+        <w:spacing w:after="0" w:before="0"/>
+        <w:ind w:left="360"/>
+        <w:jc w:val="left"/>
+      </w:pPr>
+      <w:r>
+        <w:rPr>
+          <w:rFonts w:ascii="Consolas" w:hAnsi="Consolas" w:eastAsia="Consolas"/>
+          <w:color w:val="24292E"/>
+          <w:sz w:val="18"/>
+        </w:rPr>
+        <w:t>✅ 1. Set up job</w:t>
+      </w:r>
+    </w:p>
+    <w:p>
+      <w:pPr>
+        <w:spacing w:after="0" w:before="0"/>
+        <w:ind w:left="360"/>
+        <w:jc w:val="left"/>
+      </w:pPr>
+      <w:r>
+        <w:rPr>
+          <w:rFonts w:ascii="Consolas" w:hAnsi="Consolas" w:eastAsia="Consolas"/>
+          <w:color w:val="24292E"/>
+          <w:sz w:val="18"/>
+        </w:rPr>
+        <w:t>✅ 2. actions/checkout            (06:37:20 → 06:37:21)</w:t>
+      </w:r>
+    </w:p>
+    <w:p>
+      <w:pPr>
+        <w:spacing w:after="0" w:before="0"/>
+        <w:ind w:left="360"/>
+        <w:jc w:val="left"/>
+      </w:pPr>
+      <w:r>
+        <w:rPr>
+          <w:rFonts w:ascii="Consolas" w:hAnsi="Consolas" w:eastAsia="Consolas"/>
+          <w:color w:val="24292E"/>
+          <w:sz w:val="18"/>
+        </w:rPr>
+        <w:t>❌ 3. gitleaks (히스토리 전체)     (06:37:21 → 06:37:36)   ← 15초 돌고 실패</w:t>
+      </w:r>
+    </w:p>
+    <w:p>
+      <w:pPr>
+        <w:spacing w:after="0" w:before="0"/>
+        <w:ind w:left="360"/>
+        <w:jc w:val="left"/>
+      </w:pPr>
+      <w:r>
+        <w:rPr>
+          <w:rFonts w:ascii="Consolas" w:hAnsi="Consolas" w:eastAsia="Consolas"/>
+          <w:color w:val="24292E"/>
+          <w:sz w:val="18"/>
+        </w:rPr>
+        <w:t>✅ 6. Post checkout</w:t>
+      </w:r>
+    </w:p>
+    <w:p>
+      <w:pPr>
+        <w:spacing w:after="40"/>
+      </w:pPr>
+    </w:p>
+    <w:p>
+      <w:r>
+        <w:rPr>
+          <w:b w:val="0"/>
+        </w:rPr>
+        <w:t>체크아웃은 통과했다. 즉 스캐너가 **실제로 돌다가** 0이 아닌 코드로 끝났다.</w:t>
+      </w:r>
+    </w:p>
+    <w:p>
+      <w:r>
+        <w:rPr>
+          <w:b w:val="0"/>
+        </w:rPr>
+        <w:t>**② CI가 본 것은 PR 브랜치가 아니다.** 이게 이번의 함정이었다. 이 실행의 이벤트는 `pull_request`고, 그때 `actions/checkout`이 가져오는 건 브랜치가 아니라 **머지 커밋**(`refs/pull/17/merge`)이다 — PR을 main에 합쳐본 가상의 커밋이다.</w:t>
+      </w:r>
+    </w:p>
+    <w:p>
+      <w:pPr>
+        <w:ind w:left="240"/>
+      </w:pPr>
+      <w:r>
+        <w:rPr>
+          <w:b/>
+          <w:color w:val="C0392B"/>
+        </w:rPr>
+        <w:t xml:space="preserve">⚠️ 함정   </w:t>
+      </w:r>
+      <w:r>
+        <w:rPr>
+          <w:color w:val="C0392B"/>
+        </w:rPr>
+        <w:t>PR 브랜치만 받아서 재현하면 CI와 다른 것을 검사하게 된다. 특히 히스토리 전체를 훑는 검사(시크릿 스캔이 그렇다)에서는 **검사 대상 커밋 집합 자체가 달라진다.** "내 로컬에선 되는데요"의 상당수가 여기서 나온다.</w:t>
+      </w:r>
+    </w:p>
+    <w:p>
+      <w:r>
+        <w:rPr>
+          <w:b w:val="0"/>
+        </w:rPr>
+        <w:t>**③ 같은 조건으로 두 번 돌렸다.** 워크플로에 박힌 **다이제스트 고정 이미지**를 그대로 쓰고, 설정 파일도 PR 시점과 지금이 같은지 확인한 뒤(같았다) 둘 다 스캔했다.</w:t>
+      </w:r>
+    </w:p>
+    <w:p>
+      <w:pPr>
+        <w:spacing w:after="40"/>
+        <w:ind w:left="240"/>
+      </w:pPr>
+      <w:r>
+        <w:rPr>
+          <w:b/>
+          <w:color w:val="555555"/>
+          <w:sz w:val="19"/>
+        </w:rPr>
+        <w:t>▶ 실제 출력 — 재현 시도</w:t>
+      </w:r>
+    </w:p>
+    <w:p>
+      <w:pPr>
+        <w:spacing w:after="0" w:before="0"/>
+        <w:ind w:left="360"/>
+        <w:jc w:val="left"/>
+      </w:pPr>
+      <w:r>
+        <w:rPr>
+          <w:rFonts w:ascii="Consolas" w:hAnsi="Consolas" w:eastAsia="Consolas"/>
+          <w:color w:val="24292E"/>
+          <w:sz w:val="18"/>
+        </w:rPr>
+        <w:t>PR17 브랜치 단독      222 commits scanned   no leaks found   exit 0</w:t>
+      </w:r>
+    </w:p>
+    <w:p>
+      <w:pPr>
+        <w:spacing w:after="0" w:before="0"/>
+        <w:ind w:left="360"/>
+        <w:jc w:val="left"/>
+      </w:pPr>
+      <w:r>
+        <w:rPr>
+          <w:rFonts w:ascii="Consolas" w:hAnsi="Consolas" w:eastAsia="Consolas"/>
+          <w:color w:val="24292E"/>
+          <w:sz w:val="18"/>
+        </w:rPr>
+        <w:t>refs/pull/17/merge   222 commits scanned   no leaks found   exit 0</w:t>
+      </w:r>
+    </w:p>
+    <w:p>
+      <w:pPr>
+        <w:spacing w:after="40"/>
+      </w:pPr>
+    </w:p>
+    <w:p>
+      <w:r>
+        <w:rPr>
+          <w:b w:val="0"/>
+        </w:rPr>
+        <w:t>**④ 시간 축으로도 따져봤다.** 이 저장소는 히스토리 리라이트를 한 적이 없다. 커밋은 쌓이기만 한다. 그러면 8월 1일에 스캔한 커밋들은 지금도 전부 남아 있고, 오늘 스캔한 범위는 그때보다 **더 넓다.** 그런데 0건이다. 즉 **"그때는 있었는데 지금은 사라진 유출"은 성립할 수 없다.**</w:t>
+      </w:r>
+    </w:p>
+    <w:p>
+      <w:pPr>
+        <w:ind w:left="240"/>
+      </w:pPr>
+      <w:r>
+        <w:rPr>
+          <w:b/>
+          <w:color w:val="1F6FEB"/>
+        </w:rPr>
+        <w:t xml:space="preserve">🔎 비유   </w:t>
+      </w:r>
+      <w:r>
+        <w:rPr>
+          <w:color w:val="1F6FEB"/>
+        </w:rPr>
+        <w:t>창고에 물건을 넣기만 하고 뺀 적이 없다. 지난주 재고 조사에서 '이상한 상자가 있다'고 나왔는데, 오늘 더 넓게 뒤졌더니 없다. 그러면 그 상자가 사라진 게 아니라 **지난주 조사가 잘못된 것**이다.</w:t>
+      </w:r>
+    </w:p>
+    <w:p>
+      <w:pPr>
+        <w:pStyle w:val="Heading2"/>
+      </w:pPr>
+      <w:r>
+        <w:t>여기까지가 추정이었다 — 그리고 확인은 버튼 하나였다</w:t>
+      </w:r>
+    </w:p>
+    <w:p>
+      <w:r>
+        <w:rPr>
+          <w:b w:val="0"/>
+        </w:rPr>
+        <w:t>여기서 멈췄으면 "아마 일시적 문제일 것"으로 끝났을 것이다. 그럴듯하지만 **확인은 아니다.** 이 저장소가 반복해서 배운 게 정확히 그 구분이다 — 설정했다 ≠ 동작한다, 초록불 ≠ 확인했다.</w:t>
+      </w:r>
+    </w:p>
+    <w:p>
+      <w:r>
+        <w:rPr>
+          <w:b w:val="0"/>
+        </w:rPr>
+        <w:t>확인 방법이 있었다. **같은 커밋을 다시 돌려보는 것.** 코드는 그대로고 실행 환경만 새로 뽑힌다. 실패한 실행 페이지의 `Re-run failed jobs` 하나면 된다.</w:t>
+      </w:r>
+    </w:p>
+    <w:p>
+      <w:pPr>
+        <w:spacing w:after="40"/>
+        <w:ind w:left="240"/>
+      </w:pPr>
+      <w:r>
+        <w:rPr>
+          <w:b/>
+          <w:color w:val="555555"/>
+          <w:sz w:val="19"/>
+        </w:rPr>
+        <w:t>▶ 실제 출력 — 재실행 결과</w:t>
+      </w:r>
+    </w:p>
+    <w:p>
+      <w:pPr>
+        <w:spacing w:after="0" w:before="0"/>
+        <w:ind w:left="360"/>
+        <w:jc w:val="left"/>
+      </w:pPr>
+      <w:r>
+        <w:rPr>
+          <w:rFonts w:ascii="Consolas" w:hAnsi="Consolas" w:eastAsia="Consolas"/>
+          <w:color w:val="24292E"/>
+          <w:sz w:val="18"/>
+        </w:rPr>
+        <w:t>2026-08-01T06:37:19Z → 06:37:38Z   secrets-scan   failure   (15초)</w:t>
+      </w:r>
+    </w:p>
+    <w:p>
+      <w:pPr>
+        <w:spacing w:after="0" w:before="0"/>
+        <w:ind w:left="360"/>
+        <w:jc w:val="left"/>
+      </w:pPr>
+      <w:r>
+        <w:rPr>
+          <w:rFonts w:ascii="Consolas" w:hAnsi="Consolas" w:eastAsia="Consolas"/>
+          <w:color w:val="24292E"/>
+          <w:sz w:val="18"/>
+        </w:rPr>
+        <w:t>2026-08-04T07:08:58Z → 07:09:10Z   secrets-scan   success   (12초)   ← 같은 커밋</w:t>
+      </w:r>
+    </w:p>
+    <w:p>
+      <w:pPr>
+        <w:spacing w:after="40"/>
+      </w:pPr>
+    </w:p>
+    <w:p>
+      <w:r>
+        <w:rPr>
+          <w:b w:val="0"/>
+        </w:rPr>
+        <w:t>**초록이었다.** 같은 커밋, 같은 코드, 같은 다이제스트 이미지, 같은 설정. 바뀐 건 실행 환경뿐이다. 코드 문제가 아니었다는 게 **추정이 아니라 확인으로** 닫혔다.</w:t>
       </w:r>
     </w:p>
     <w:p>
@@ -3647,6 +4075,137 @@
           <w:b/>
           <w:color w:val="1E7E34"/>
         </w:rPr>
+        <w:t xml:space="preserve">🛠 전문가 노트   </w:t>
+      </w:r>
+      <w:r>
+        <w:rPr>
+          <w:color w:val="1E7E34"/>
+        </w:rPr>
+        <w:t>재현 안 되는 실패를 만나면 두 가지 유혹이 있다. 하나는 "내 잘못 아니네"로 덮는 것, 다른 하나는 원인을 알아낼 때까지 붙잡는 것. 오늘은 **셋째 길**이 있었다 — 원인은 못 밝혔지만 **'코드 문제가 아니다'까지는 확정**할 수 있었고, 그게 지금 필요한 판정의 전부였다. 모든 걸 알아야 결론을 내는 건 아니다.</w:t>
+      </w:r>
+    </w:p>
+    <w:p>
+      <w:r>
+        <w:rPr>
+          <w:b w:val="0"/>
+        </w:rPr>
+        <w:t>그래서 이 다섯 번째 빨간불의 처방은 넷 중 어느 것도 아니었다. **아무것도 고치지 않고 다시 눌렀다.** 그게 맞는 처방인 경우도 있다.</w:t>
+      </w:r>
+    </w:p>
+    <w:p>
+      <w:pPr>
+        <w:ind w:left="240"/>
+      </w:pPr>
+      <w:r>
+        <w:rPr>
+          <w:b/>
+          <w:color w:val="C0392B"/>
+        </w:rPr>
+        <w:t xml:space="preserve">⚠️ 함정   </w:t>
+      </w:r>
+      <w:r>
+        <w:rPr>
+          <w:color w:val="C0392B"/>
+        </w:rPr>
+        <w:t>단, 이걸 습관으로 삼으면 안 된다. '다시 눌러서 초록이면 넘어간다'가 기본값이 되면 진짜 간헐적 결함이 영원히 안 잡힌다. 오늘 다시 누른 근거는 **먼저 네 단계로 좁혀놨기 때문**이다. 좁히지 않고 누르는 건 그냥 눈 감는 것이다.</w:t>
+      </w:r>
+    </w:p>
+    <w:p>
+      <w:r>
+        <w:rPr>
+          <w:b w:val="0"/>
+        </w:rPr>
+        <w:t>PR 6개 자체는 오늘 처리하지 않았다. `#20`은 백엔드 8개를 올리는데 그중 `fastapi`가 마이너 두 칸(0.139 → 0.141)이고, 이 저장소는 비슷한 데서 이미 한 번 당했다 — starlette가 올라가며 `BackgroundTasks` 예외가 테스트까지 전파돼 CI가 하루 종일 빨간불이던 건. **그리고 의존성 PR은 머지해도 프로덕션엔 안 나간다. 재빌드가 있어야 반영된다.**</w:t>
+      </w:r>
+    </w:p>
+    <w:p>
+      <w:pPr>
+        <w:pStyle w:val="Heading1"/>
+      </w:pPr>
+      <w:r>
+        <w:t>18. 오늘 안 한 것 / 남은 것</w:t>
+      </w:r>
+    </w:p>
+    <w:p>
+      <w:pPr>
+        <w:pStyle w:val="ListBullet"/>
+      </w:pPr>
+      <w:r>
+        <w:t>**SES 재신청 세 번째** — 안 한다. 바뀐 사실이 없으면 같은 답이 온다. 판을 바꾸려면 도메인이 필요한데, SES 하나 때문에 사지는 않는다</w:t>
+      </w:r>
+    </w:p>
+    <w:p>
+      <w:pPr>
+        <w:pStyle w:val="ListBullet"/>
+      </w:pPr>
+      <w:r>
+        <w:t>**가입 재개방(캡차·6자리 코드)** — 기각. 승인을 전제로 한 계획이었다</w:t>
+      </w:r>
+    </w:p>
+    <w:p>
+      <w:pPr>
+        <w:pStyle w:val="ListBullet"/>
+      </w:pPr>
+      <w:r>
+        <w:t>**`start_server.sh`** — 오늘 사고의 구조적 원인인데 안 만들었다. 백로그에 있다</w:t>
+      </w:r>
+    </w:p>
+    <w:p>
+      <w:pPr>
+        <w:pStyle w:val="ListBullet"/>
+      </w:pPr>
+      <w:r>
+        <w:t>**react-router 8.x 업그레이드** — 예외 목록 만료가 10월 26일이다. 프론트 배포가 있는 날에 묶어서</w:t>
+      </w:r>
+    </w:p>
+    <w:p>
+      <w:pPr>
+        <w:pStyle w:val="ListBullet"/>
+      </w:pPr>
+      <w:r>
+        <w:t>**Web Push 알림** — 합의만 되고 미착수</w:t>
+      </w:r>
+    </w:p>
+    <w:p>
+      <w:pPr>
+        <w:pStyle w:val="ListBullet"/>
+      </w:pPr>
+      <w:r>
+        <w:t>**실모델 인젝션 시도** — 가드 v2는 배포됐지만 진짜 프롬프트를 벤더에 던져보진 않았다</w:t>
+      </w:r>
+    </w:p>
+    <w:p>
+      <w:pPr>
+        <w:pStyle w:val="ListBullet"/>
+      </w:pPr>
+      <w:r>
+        <w:t>**Dependabot PR 6개** — 하나(#17)의 시크릿 스캔 실패만 판정했고, 머지는 아무것도 안 했다</w:t>
+      </w:r>
+    </w:p>
+    <w:p>
+      <w:pPr>
+        <w:ind w:left="240"/>
+      </w:pPr>
+      <w:r>
+        <w:rPr>
+          <w:b/>
+          <w:color w:val="555555"/>
+        </w:rPr>
+        <w:t xml:space="preserve">오늘의 커밋  </w:t>
+      </w:r>
+      <w:r>
+        <w:t>4개 — 개발일지 #24 docx · SES 종결 · 개발일지 3편 발행 · 의존성 핀 2개</w:t>
+      </w:r>
+    </w:p>
+    <w:p>
+      <w:pPr>
+        <w:ind w:left="240"/>
+      </w:pPr>
+      <w:r>
+        <w:rPr>
+          <w:b/>
+          <w:color w:val="1E7E34"/>
+        </w:rPr>
         <w:t xml:space="preserve">끝났을 때  </w:t>
       </w:r>
       <w:r>
@@ -3683,6 +4242,14 @@
           <w:b/>
         </w:rPr>
         <w:t>하나 더 — "어제 초록이었다는 건 오늘도 초록이라는 뜻이 아니다. 어떤 검사는 입력이 내 코드가 아니라 오늘 날짜다."</w:t>
+      </w:r>
+    </w:p>
+    <w:p>
+      <w:r>
+        <w:rPr>
+          <w:b/>
+        </w:rPr>
+        <w:t>번외 — "원인을 다 알아야 결론을 내는 건 아니다. 오늘 다섯 번째 빨간불은 원인을 못 밝혔지만 '코드 문제가 아니다'까지는 확인으로 닫았다. 그게 지금 필요한 판정의 전부였다."</w:t>
       </w:r>
     </w:p>
     <w:sectPr>
